--- a/SpelRegels.docx
+++ b/SpelRegels.docx
@@ -359,28 +359,52 @@
         <w:rPr>
           <w:lang w:val="nl-BE"/>
         </w:rPr>
-        <w:t xml:space="preserve">, </w:t>
-      </w:r>
-      <w:proofErr w:type="spellStart"/>
-      <w:r>
-        <w:rPr>
-          <w:lang w:val="nl-BE"/>
-        </w:rPr>
-        <w:t>etc</w:t>
-      </w:r>
-      <w:proofErr w:type="spellEnd"/>
-      <w:r>
-        <w:rPr>
-          <w:lang w:val="nl-BE"/>
-        </w:rPr>
-        <w:t>) hebben als de bovenste kaart</w:t>
+        <w:t>, etc) hebben als de bovenste kaart</w:t>
       </w:r>
       <w:r>
         <w:rPr>
           <w:lang w:val="nl-BE"/>
         </w:rPr>
         <w:br/>
-        <w:t>(Beeldkaarten hebben geen waarden, dus daar MOET het dezelfde tekening zijn)</w:t>
+        <w:t xml:space="preserve">Beeldkaarten hebben geen waarden, dus daar </w:t>
+      </w:r>
+      <w:r>
+        <w:rPr>
+          <w:b/>
+          <w:bCs/>
+          <w:lang w:val="nl-BE"/>
+        </w:rPr>
+        <w:t>MOET</w:t>
+      </w:r>
+      <w:r>
+        <w:rPr>
+          <w:lang w:val="nl-BE"/>
+        </w:rPr>
+        <w:t xml:space="preserve"> het dezelfde </w:t>
+      </w:r>
+      <w:r>
+        <w:rPr>
+          <w:lang w:val="nl-BE"/>
+        </w:rPr>
+        <w:t xml:space="preserve">symbool </w:t>
+      </w:r>
+      <w:r>
+        <w:rPr>
+          <w:lang w:val="nl-BE"/>
+        </w:rPr>
+        <w:t>zijn</w:t>
+      </w:r>
+      <w:r>
+        <w:rPr>
+          <w:lang w:val="nl-BE"/>
+        </w:rPr>
+        <w:t xml:space="preserve"> (bv. hart op hart</w:t>
+      </w:r>
+      <w:r>
+        <w:rPr>
+          <w:lang w:val="nl-BE"/>
+        </w:rPr>
+        <w:t>)</w:t>
       </w:r>
     </w:p>
     <w:p>
@@ -399,6 +423,25 @@
         <w:rPr>
           <w:lang w:val="nl-BE"/>
         </w:rPr>
+        <w:t>Kan je niet plaatsen? Dan trek je 1 nieuwe kaart en gaat het spel verder.</w:t>
+      </w:r>
+    </w:p>
+    <w:p>
+      <w:pPr>
+        <w:pStyle w:val="Lijstalinea"/>
+        <w:numPr>
+          <w:ilvl w:val="0"/>
+          <w:numId w:val="2"/>
+        </w:numPr>
+        <w:spacing w:line="276" w:lineRule="auto"/>
+        <w:rPr>
+          <w:lang w:val="nl-BE"/>
+        </w:rPr>
+      </w:pPr>
+      <w:r>
+        <w:rPr>
+          <w:lang w:val="nl-BE"/>
+        </w:rPr>
         <w:t>De eerste speler die al zijn</w:t>
       </w:r>
       <w:r>
@@ -506,7 +549,21 @@
         <w:rPr>
           <w:lang w:val="nl-BE"/>
         </w:rPr>
-        <w:t xml:space="preserve"> deze beurt geen kaart op </w:t>
+        <w:t xml:space="preserve"> deze beurt </w:t>
+      </w:r>
+      <w:r>
+        <w:rPr>
+          <w:b/>
+          <w:bCs/>
+          <w:lang w:val="nl-BE"/>
+        </w:rPr>
+        <w:t>geen</w:t>
+      </w:r>
+      <w:r>
+        <w:rPr>
+          <w:lang w:val="nl-BE"/>
+        </w:rPr>
+        <w:t xml:space="preserve"> kaart op </w:t>
       </w:r>
       <w:r>
         <w:rPr>
@@ -971,21 +1028,7 @@
         <w:rPr>
           <w:lang w:val="nl-BE"/>
         </w:rPr>
-        <w:t>(</w:t>
-      </w:r>
-      <w:proofErr w:type="gramStart"/>
-      <w:r>
-        <w:rPr>
-          <w:lang w:val="nl-BE"/>
-        </w:rPr>
-        <w:t>bv.</w:t>
-      </w:r>
-      <w:proofErr w:type="gramEnd"/>
-      <w:r>
-        <w:rPr>
-          <w:lang w:val="nl-BE"/>
-        </w:rPr>
-        <w:t xml:space="preserve"> 4 op 4,</w:t>
+        <w:t>(bv. 4 op 4,</w:t>
       </w:r>
       <w:r>
         <w:rPr>
@@ -1035,11 +1078,6 @@
           <w:lang w:val="nl-BE"/>
         </w:rPr>
         <w:br/>
-      </w:r>
-      <w:r>
-        <w:rPr>
-          <w:lang w:val="nl-BE"/>
-        </w:rPr>
         <w:t xml:space="preserve">Er mag </w:t>
       </w:r>
       <w:r>
@@ -1172,19 +1210,7 @@
         <w:rPr>
           <w:lang w:val="nl-BE"/>
         </w:rPr>
-        <w:t xml:space="preserve"> stapel geblokkeerd wordt, dan wordt de oude </w:t>
-      </w:r>
-      <w:r>
-        <w:rPr>
-          <w:lang w:val="nl-BE"/>
-        </w:rPr>
-        <w:t xml:space="preserve">geblokkeerde stapel automatisch </w:t>
-      </w:r>
-      <w:r>
-        <w:rPr>
-          <w:lang w:val="nl-BE"/>
-        </w:rPr>
-        <w:t>ge</w:t>
+        <w:t xml:space="preserve"> stapel geblokkeerd wordt, dan wordt de oude geblokkeerde stapel automatisch ge</w:t>
       </w:r>
       <w:r>
         <w:rPr>
